--- a/testakten/sozialrecht-rollstuhl-tannenberg/01-olaf-rollstuhl/Widerspruchsschreiben_RA_Holm_20-05-2026.docx
+++ b/testakten/sozialrecht-rollstuhl-tannenberg/01-olaf-rollstuhl/Widerspruchsschreiben_RA_Holm_20-05-2026.docx
@@ -5,78 +5,119 @@
     <w:p>
       <w:pPr>
         <w:pStyle w:val="Heading1"/>
+        <w:spacing w:after="160" w:line="259" w:lineRule="auto"/>
       </w:pPr>
       <w:r>
         <w:rPr>
           <w:rFonts w:ascii="Times New Roman" w:hAnsi="Times New Roman"/>
+          <w:b/>
+          <w:sz w:val="28"/>
         </w:rPr>
         <w:t>Widerspruch gegen den Ablehnungsbescheid</w:t>
       </w:r>
     </w:p>
     <w:p>
       <w:pPr>
+        <w:spacing w:before="120" w:after="60" w:line="259" w:lineRule="auto"/>
         <w:jc w:val="left"/>
       </w:pPr>
       <w:r>
         <w:rPr>
-          <w:b/>
+          <w:rFonts w:ascii="Times New Roman" w:hAnsi="Times New Roman"/>
+          <w:b w:val="0"/>
+          <w:i w:val="0"/>
+          <w:sz w:val="22"/>
         </w:rPr>
         <w:t>Kanzlei Holm · Petersen · Sönnichsen Rechtsanwälte mbB</w:t>
       </w:r>
     </w:p>
     <w:p>
       <w:pPr>
+        <w:spacing w:before="120" w:after="60" w:line="259" w:lineRule="auto"/>
         <w:jc w:val="left"/>
       </w:pPr>
       <w:r>
+        <w:rPr>
+          <w:rFonts w:ascii="Times New Roman" w:hAnsi="Times New Roman"/>
+          <w:b/>
+          <w:sz w:val="22"/>
+        </w:rPr>
         <w:t>RA Lasse Holm · Fachanwalt für Sozialrecht</w:t>
       </w:r>
     </w:p>
     <w:p>
       <w:pPr>
+        <w:spacing w:before="120" w:after="60" w:line="259" w:lineRule="auto"/>
         <w:jc w:val="left"/>
       </w:pPr>
       <w:r>
+        <w:rPr>
+          <w:rFonts w:ascii="Times New Roman" w:hAnsi="Times New Roman"/>
+          <w:b/>
+          <w:sz w:val="22"/>
+        </w:rPr>
         <w:t>Holstenstraße 124 · 24103 Kiel</w:t>
       </w:r>
     </w:p>
     <w:p>
       <w:pPr>
+        <w:spacing w:before="120" w:after="60" w:line="259" w:lineRule="auto"/>
         <w:jc w:val="left"/>
       </w:pPr>
       <w:r>
+        <w:rPr>
+          <w:rFonts w:ascii="Times New Roman" w:hAnsi="Times New Roman"/>
+          <w:b/>
+          <w:sz w:val="22"/>
+        </w:rPr>
         <w:t>Telefon 0431 / 28 47 11 86 · Telefax 0431 / 28 47 11 87</w:t>
       </w:r>
     </w:p>
     <w:p>
       <w:pPr>
+        <w:spacing w:before="120" w:after="60" w:line="259" w:lineRule="auto"/>
         <w:jc w:val="left"/>
       </w:pPr>
       <w:r>
+        <w:rPr>
+          <w:rFonts w:ascii="Times New Roman" w:hAnsi="Times New Roman"/>
+          <w:b/>
+          <w:sz w:val="22"/>
+        </w:rPr>
         <w:t>beA: SAFE-ID DE.34123.HolmL.x</w:t>
       </w:r>
     </w:p>
     <w:p>
       <w:pPr>
+        <w:spacing w:before="120" w:after="60" w:line="259" w:lineRule="auto"/>
         <w:jc w:val="left"/>
       </w:pPr>
       <w:r>
+        <w:rPr>
+          <w:rFonts w:ascii="Times New Roman" w:hAnsi="Times New Roman"/>
+          <w:b/>
+          <w:sz w:val="22"/>
+        </w:rPr>
         <w:t>An die</w:t>
       </w:r>
     </w:p>
     <w:p>
       <w:pPr>
+        <w:spacing w:before="120" w:after="60" w:line="259" w:lineRule="auto"/>
         <w:jc w:val="left"/>
       </w:pPr>
       <w:r>
         <w:rPr>
+          <w:rFonts w:ascii="Times New Roman" w:hAnsi="Times New Roman"/>
           <w:b/>
+          <w:sz w:val="22"/>
         </w:rPr>
         <w:t>Nordsee-BKK</w:t>
       </w:r>
     </w:p>
     <w:p>
       <w:pPr>
+        <w:spacing w:line="259" w:lineRule="auto" w:after="60"/>
         <w:jc w:val="left"/>
       </w:pPr>
       <w:r>
@@ -85,6 +126,7 @@
     </w:p>
     <w:p>
       <w:pPr>
+        <w:spacing w:line="259" w:lineRule="auto" w:after="60"/>
         <w:jc w:val="left"/>
       </w:pPr>
       <w:r>
@@ -93,6 +135,7 @@
     </w:p>
     <w:p>
       <w:pPr>
+        <w:spacing w:line="259" w:lineRule="auto" w:after="60"/>
         <w:jc w:val="left"/>
       </w:pPr>
       <w:r>
@@ -101,6 +144,7 @@
     </w:p>
     <w:p>
       <w:pPr>
+        <w:spacing w:line="259" w:lineRule="auto" w:after="60"/>
         <w:jc w:val="left"/>
       </w:pPr>
       <w:r>
@@ -109,16 +153,22 @@
     </w:p>
     <w:p>
       <w:pPr>
+        <w:spacing w:line="259" w:lineRule="auto" w:after="60"/>
         <w:jc w:val="left"/>
       </w:pPr>
       <w:r>
         <w:t>Kiel, den 20. Mai 2026</w:t>
       </w:r>
     </w:p>
-    <w:p/>
     <w:p>
       <w:pPr>
+        <w:spacing w:line="259" w:lineRule="auto" w:after="60"/>
+      </w:pPr>
+    </w:p>
+    <w:p>
+      <w:pPr>
         <w:pStyle w:val="Heading2"/>
+        <w:spacing w:line="259" w:lineRule="auto" w:after="60"/>
       </w:pPr>
       <w:r>
         <w:rPr>
@@ -129,6 +179,7 @@
     </w:p>
     <w:p>
       <w:pPr>
+        <w:spacing w:line="259" w:lineRule="auto" w:after="60"/>
         <w:jc w:val="left"/>
       </w:pPr>
       <w:r>
@@ -137,6 +188,7 @@
     </w:p>
     <w:p>
       <w:pPr>
+        <w:spacing w:line="259" w:lineRule="auto" w:after="60"/>
         <w:jc w:val="left"/>
       </w:pPr>
       <w:r>
@@ -151,6 +203,7 @@
     </w:p>
     <w:p>
       <w:pPr>
+        <w:spacing w:line="259" w:lineRule="auto" w:after="60"/>
         <w:jc w:val="left"/>
       </w:pPr>
       <w:r>
@@ -159,6 +212,7 @@
     </w:p>
     <w:p>
       <w:pPr>
+        <w:spacing w:line="259" w:lineRule="auto" w:after="60"/>
         <w:jc w:val="left"/>
       </w:pPr>
       <w:r>
@@ -167,6 +221,7 @@
     </w:p>
     <w:p>
       <w:pPr>
+        <w:spacing w:line="259" w:lineRule="auto" w:after="60"/>
         <w:jc w:val="left"/>
       </w:pPr>
       <w:r>
@@ -176,6 +231,7 @@
     <w:p>
       <w:pPr>
         <w:pStyle w:val="Heading2"/>
+        <w:spacing w:line="259" w:lineRule="auto" w:after="60"/>
       </w:pPr>
       <w:r>
         <w:rPr>
@@ -186,6 +242,7 @@
     </w:p>
     <w:p>
       <w:pPr>
+        <w:spacing w:line="259" w:lineRule="auto" w:after="60"/>
         <w:jc w:val="left"/>
       </w:pPr>
       <w:r>
@@ -195,6 +252,7 @@
     <w:p>
       <w:pPr>
         <w:pStyle w:val="Heading2"/>
+        <w:spacing w:line="259" w:lineRule="auto" w:after="60"/>
       </w:pPr>
       <w:r>
         <w:rPr>
@@ -205,6 +263,7 @@
     </w:p>
     <w:p>
       <w:pPr>
+        <w:spacing w:line="259" w:lineRule="auto" w:after="60"/>
         <w:jc w:val="left"/>
       </w:pPr>
       <w:r>
@@ -214,6 +273,7 @@
     <w:p>
       <w:pPr>
         <w:pStyle w:val="Heading2"/>
+        <w:spacing w:line="259" w:lineRule="auto" w:after="60"/>
       </w:pPr>
       <w:r>
         <w:rPr>
@@ -225,6 +285,7 @@
     <w:p>
       <w:pPr>
         <w:pStyle w:val="Heading3"/>
+        <w:spacing w:line="259" w:lineRule="auto" w:after="60"/>
       </w:pPr>
       <w:r>
         <w:rPr>
@@ -235,6 +296,7 @@
     </w:p>
     <w:p>
       <w:pPr>
+        <w:spacing w:line="259" w:lineRule="auto" w:after="60"/>
         <w:jc w:val="left"/>
       </w:pPr>
       <w:r>
@@ -243,6 +305,7 @@
     </w:p>
     <w:p>
       <w:pPr>
+        <w:spacing w:line="259" w:lineRule="auto" w:after="60"/>
         <w:jc w:val="left"/>
       </w:pPr>
       <w:r>
@@ -261,6 +324,7 @@
     <w:p>
       <w:pPr>
         <w:pStyle w:val="ListBullet"/>
+        <w:spacing w:line="259" w:lineRule="auto" w:after="60"/>
       </w:pPr>
       <w:r>
         <w:rPr>
@@ -275,6 +339,7 @@
     <w:p>
       <w:pPr>
         <w:pStyle w:val="ListBullet"/>
+        <w:spacing w:line="259" w:lineRule="auto" w:after="60"/>
       </w:pPr>
       <w:r>
         <w:t xml:space="preserve">ausgeprägte </w:t>
@@ -292,6 +357,7 @@
     <w:p>
       <w:pPr>
         <w:pStyle w:val="ListBullet"/>
+        <w:spacing w:line="259" w:lineRule="auto" w:after="60"/>
       </w:pPr>
       <w:r>
         <w:t>Gangstrecke ohne Unterstützung 0 Meter, mit beidseitiger Unterstützung max. 20 Meter, in der Häuslichkeit unter Verwendung eines Rollators max. 50 Meter mit Pausen</w:t>
@@ -300,6 +366,7 @@
     <w:p>
       <w:pPr>
         <w:pStyle w:val="ListBullet"/>
+        <w:spacing w:line="259" w:lineRule="auto" w:after="60"/>
       </w:pPr>
       <w:r>
         <w:t>Spastik beidseits, Klonus links</w:t>
@@ -308,6 +375,7 @@
     <w:p>
       <w:pPr>
         <w:pStyle w:val="ListBullet"/>
+        <w:spacing w:line="259" w:lineRule="auto" w:after="60"/>
       </w:pPr>
       <w:r>
         <w:t>Blasen- und Mastdarm-Inkontinenz</w:t>
@@ -316,6 +384,7 @@
     <w:p>
       <w:pPr>
         <w:pStyle w:val="ListBullet"/>
+        <w:spacing w:line="259" w:lineRule="auto" w:after="60"/>
       </w:pPr>
       <w:r>
         <w:t>Fatigue-Syndrom</w:t>
@@ -323,6 +392,7 @@
     </w:p>
     <w:p>
       <w:pPr>
+        <w:spacing w:line="259" w:lineRule="auto" w:after="60"/>
         <w:jc w:val="left"/>
       </w:pPr>
       <w:r>
@@ -340,6 +410,7 @@
     </w:p>
     <w:p>
       <w:pPr>
+        <w:spacing w:line="259" w:lineRule="auto" w:after="60"/>
         <w:jc w:val="left"/>
       </w:pPr>
       <w:r>
@@ -348,6 +419,7 @@
     </w:p>
     <w:p>
       <w:pPr>
+        <w:spacing w:line="259" w:lineRule="auto" w:after="60"/>
         <w:jc w:val="left"/>
       </w:pPr>
       <w:r>
@@ -366,6 +438,7 @@
     <w:p>
       <w:pPr>
         <w:pStyle w:val="ListBullet"/>
+        <w:spacing w:line="259" w:lineRule="auto" w:after="60"/>
       </w:pPr>
       <w:r>
         <w:t>Leichtgewicht-Aktivrollstuhl Quickie Helium</w:t>
@@ -374,6 +447,7 @@
     <w:p>
       <w:pPr>
         <w:pStyle w:val="ListBullet"/>
+        <w:spacing w:line="259" w:lineRule="auto" w:after="60"/>
       </w:pPr>
       <w:r>
         <w:t>Gesamtgewicht ca. 8,4 kg (ohne Räder)</w:t>
@@ -382,6 +456,7 @@
     <w:p>
       <w:pPr>
         <w:pStyle w:val="ListBullet"/>
+        <w:spacing w:line="259" w:lineRule="auto" w:after="60"/>
       </w:pPr>
       <w:r>
         <w:t>Kantelung verstellbar</w:t>
@@ -390,6 +465,7 @@
     <w:p>
       <w:pPr>
         <w:pStyle w:val="ListBullet"/>
+        <w:spacing w:line="259" w:lineRule="auto" w:after="60"/>
       </w:pPr>
       <w:r>
         <w:t>Sitzbreite individuell angepasst (Mandant 78 cm Hüftbreite)</w:t>
@@ -398,6 +474,7 @@
     <w:p>
       <w:pPr>
         <w:pStyle w:val="ListBullet"/>
+        <w:spacing w:line="259" w:lineRule="auto" w:after="60"/>
       </w:pPr>
       <w:r>
         <w:t>Sitzkissen mit Druckverteilung</w:t>
@@ -406,6 +483,7 @@
     <w:p>
       <w:pPr>
         <w:pStyle w:val="ListBullet"/>
+        <w:spacing w:line="259" w:lineRule="auto" w:after="60"/>
       </w:pPr>
       <w:r>
         <w:t>Standardspeichenräder</w:t>
@@ -413,6 +491,7 @@
     </w:p>
     <w:p>
       <w:pPr>
+        <w:spacing w:line="259" w:lineRule="auto" w:after="60"/>
         <w:jc w:val="left"/>
       </w:pPr>
       <w:r>
@@ -430,6 +509,7 @@
     </w:p>
     <w:p>
       <w:pPr>
+        <w:spacing w:line="259" w:lineRule="auto" w:after="60"/>
         <w:jc w:val="left"/>
       </w:pPr>
       <w:r>
@@ -438,6 +518,7 @@
     </w:p>
     <w:p>
       <w:pPr>
+        <w:spacing w:line="259" w:lineRule="auto" w:after="60"/>
         <w:jc w:val="left"/>
       </w:pPr>
       <w:r>
@@ -446,6 +527,7 @@
     </w:p>
     <w:p>
       <w:pPr>
+        <w:spacing w:line="259" w:lineRule="auto" w:after="60"/>
         <w:jc w:val="left"/>
       </w:pPr>
       <w:r>
@@ -455,6 +537,7 @@
     <w:p>
       <w:pPr>
         <w:pStyle w:val="Heading3"/>
+        <w:spacing w:line="259" w:lineRule="auto" w:after="60"/>
       </w:pPr>
       <w:r>
         <w:rPr>
@@ -465,6 +548,7 @@
     </w:p>
     <w:p>
       <w:pPr>
+        <w:spacing w:line="259" w:lineRule="auto" w:after="60"/>
         <w:jc w:val="left"/>
       </w:pPr>
       <w:r>
@@ -474,6 +558,7 @@
     <w:p>
       <w:pPr>
         <w:pStyle w:val="Heading3"/>
+        <w:spacing w:line="259" w:lineRule="auto" w:after="60"/>
       </w:pPr>
       <w:r>
         <w:rPr>
@@ -484,6 +569,7 @@
     </w:p>
     <w:p>
       <w:pPr>
+        <w:spacing w:line="259" w:lineRule="auto" w:after="60"/>
         <w:jc w:val="left"/>
       </w:pPr>
       <w:r>
@@ -492,6 +578,7 @@
     </w:p>
     <w:p>
       <w:pPr>
+        <w:spacing w:line="259" w:lineRule="auto" w:after="60"/>
         <w:jc w:val="left"/>
       </w:pPr>
       <w:r>
@@ -501,6 +588,7 @@
     <w:p>
       <w:pPr>
         <w:pStyle w:val="ListBullet"/>
+        <w:spacing w:line="259" w:lineRule="auto" w:after="60"/>
       </w:pPr>
       <w:r>
         <w:rPr>
@@ -515,6 +603,7 @@
     <w:p>
       <w:pPr>
         <w:pStyle w:val="ListBullet"/>
+        <w:spacing w:line="259" w:lineRule="auto" w:after="60"/>
       </w:pPr>
       <w:r>
         <w:rPr>
@@ -528,6 +617,7 @@
     </w:p>
     <w:p>
       <w:pPr>
+        <w:spacing w:line="259" w:lineRule="auto" w:after="60"/>
         <w:jc w:val="left"/>
       </w:pPr>
       <w:r>
@@ -536,6 +626,7 @@
     </w:p>
     <w:p>
       <w:pPr>
+        <w:spacing w:line="259" w:lineRule="auto" w:after="60"/>
         <w:jc w:val="left"/>
       </w:pPr>
       <w:r>
@@ -554,6 +645,7 @@
     <w:p>
       <w:pPr>
         <w:pStyle w:val="Heading3"/>
+        <w:spacing w:line="259" w:lineRule="auto" w:after="60"/>
       </w:pPr>
       <w:r>
         <w:rPr>
@@ -564,6 +656,7 @@
     </w:p>
     <w:p>
       <w:pPr>
+        <w:spacing w:line="259" w:lineRule="auto" w:after="60"/>
         <w:jc w:val="left"/>
       </w:pPr>
       <w:r>
@@ -572,6 +665,7 @@
     </w:p>
     <w:p>
       <w:pPr>
+        <w:spacing w:line="259" w:lineRule="auto" w:after="60"/>
         <w:jc w:val="left"/>
       </w:pPr>
       <w:r>
@@ -598,6 +692,7 @@
     </w:p>
     <w:p>
       <w:pPr>
+        <w:spacing w:line="259" w:lineRule="auto" w:after="60"/>
         <w:jc w:val="left"/>
       </w:pPr>
       <w:r>
@@ -606,6 +701,7 @@
     </w:p>
     <w:p>
       <w:pPr>
+        <w:spacing w:line="259" w:lineRule="auto" w:after="60"/>
         <w:jc w:val="left"/>
       </w:pPr>
       <w:r>
@@ -624,6 +720,7 @@
     <w:p>
       <w:pPr>
         <w:pStyle w:val="Heading3"/>
+        <w:spacing w:line="259" w:lineRule="auto" w:after="60"/>
       </w:pPr>
       <w:r>
         <w:rPr>
@@ -634,6 +731,7 @@
     </w:p>
     <w:p>
       <w:pPr>
+        <w:spacing w:line="259" w:lineRule="auto" w:after="60"/>
         <w:jc w:val="left"/>
       </w:pPr>
       <w:r>
@@ -643,6 +741,7 @@
     <w:p>
       <w:pPr>
         <w:pStyle w:val="ListBullet"/>
+        <w:spacing w:line="259" w:lineRule="auto" w:after="60"/>
       </w:pPr>
       <w:r>
         <w:t>selbständige Wege zum Briefkasten (10 Meter vor der Wohnungstür)</w:t>
@@ -651,6 +750,7 @@
     <w:p>
       <w:pPr>
         <w:pStyle w:val="ListBullet"/>
+        <w:spacing w:line="259" w:lineRule="auto" w:after="60"/>
       </w:pPr>
       <w:r>
         <w:t>selbständige Wege zur Apotheke (300 Meter)</w:t>
@@ -659,6 +759,7 @@
     <w:p>
       <w:pPr>
         <w:pStyle w:val="ListBullet"/>
+        <w:spacing w:line="259" w:lineRule="auto" w:after="60"/>
       </w:pPr>
       <w:r>
         <w:t>selbständige Wege zum Supermarkt (450 Meter)</w:t>
@@ -667,6 +768,7 @@
     <w:p>
       <w:pPr>
         <w:pStyle w:val="ListBullet"/>
+        <w:spacing w:line="259" w:lineRule="auto" w:after="60"/>
       </w:pPr>
       <w:r>
         <w:t>selbständige Wege zur Tochter Stefanie (1,2 km — derzeit angewiesen auf Begleitung oder Behindertenfahrdienst)</w:t>
@@ -675,6 +777,7 @@
     <w:p>
       <w:pPr>
         <w:pStyle w:val="ListBullet"/>
+        <w:spacing w:line="259" w:lineRule="auto" w:after="60"/>
       </w:pPr>
       <w:r>
         <w:t>soziale Teilhabe (Café-Besuche, Treffen mit alten Kollegen)</w:t>
@@ -682,6 +785,7 @@
     </w:p>
     <w:p>
       <w:pPr>
+        <w:spacing w:line="259" w:lineRule="auto" w:after="60"/>
         <w:jc w:val="left"/>
       </w:pPr>
       <w:r>
@@ -691,6 +795,7 @@
     <w:p>
       <w:pPr>
         <w:pStyle w:val="Heading3"/>
+        <w:spacing w:line="259" w:lineRule="auto" w:after="60"/>
       </w:pPr>
       <w:r>
         <w:rPr>
@@ -701,6 +806,7 @@
     </w:p>
     <w:p>
       <w:pPr>
+        <w:spacing w:line="259" w:lineRule="auto" w:after="60"/>
         <w:jc w:val="left"/>
       </w:pPr>
       <w:r>
@@ -710,6 +816,7 @@
     <w:p>
       <w:pPr>
         <w:pStyle w:val="ListBullet"/>
+        <w:spacing w:line="259" w:lineRule="auto" w:after="60"/>
       </w:pPr>
       <w:r>
         <w:t xml:space="preserve">Es handelt sich um eine </w:t>
@@ -727,6 +834,7 @@
     <w:p>
       <w:pPr>
         <w:pStyle w:val="ListBullet"/>
+        <w:spacing w:line="259" w:lineRule="auto" w:after="60"/>
       </w:pPr>
       <w:r>
         <w:t xml:space="preserve">Eine </w:t>
@@ -744,6 +852,7 @@
     <w:p>
       <w:pPr>
         <w:pStyle w:val="ListBullet"/>
+        <w:spacing w:line="259" w:lineRule="auto" w:after="60"/>
       </w:pPr>
       <w:r>
         <w:t>Der Reha-Entlassungsbericht der Ostseeklinik Damp (August 2024) mit dortiger praktischer Aktivrollstuhl-Erprobung wurde im MDK-Gutachten nicht erwähnt.</w:t>
@@ -752,6 +861,7 @@
     <w:p>
       <w:pPr>
         <w:pStyle w:val="ListBullet"/>
+        <w:spacing w:line="259" w:lineRule="auto" w:after="60"/>
       </w:pPr>
       <w:r>
         <w:t>Die Wohnverhältnisse wurden nicht persönlich besichtigt (für die Wegestrecken-Beurteilung relevant).</w:t>
@@ -759,6 +869,7 @@
     </w:p>
     <w:p>
       <w:pPr>
+        <w:spacing w:line="259" w:lineRule="auto" w:after="60"/>
         <w:jc w:val="left"/>
       </w:pPr>
       <w:r>
@@ -777,6 +888,7 @@
     <w:p>
       <w:pPr>
         <w:pStyle w:val="Heading3"/>
+        <w:spacing w:line="259" w:lineRule="auto" w:after="60"/>
       </w:pPr>
       <w:r>
         <w:rPr>
@@ -787,6 +899,7 @@
     </w:p>
     <w:p>
       <w:pPr>
+        <w:spacing w:line="259" w:lineRule="auto" w:after="60"/>
         <w:jc w:val="left"/>
       </w:pPr>
       <w:r>
@@ -795,6 +908,7 @@
     </w:p>
     <w:p>
       <w:pPr>
+        <w:spacing w:line="259" w:lineRule="auto" w:after="60"/>
         <w:jc w:val="left"/>
       </w:pPr>
       <w:r>
@@ -804,6 +918,7 @@
     <w:p>
       <w:pPr>
         <w:pStyle w:val="Heading3"/>
+        <w:spacing w:line="259" w:lineRule="auto" w:after="60"/>
       </w:pPr>
       <w:r>
         <w:rPr>
@@ -814,6 +929,7 @@
     </w:p>
     <w:p>
       <w:pPr>
+        <w:spacing w:line="259" w:lineRule="auto" w:after="60"/>
         <w:jc w:val="left"/>
       </w:pPr>
       <w:r>
@@ -823,6 +939,7 @@
     <w:p>
       <w:pPr>
         <w:pStyle w:val="ListBullet"/>
+        <w:spacing w:line="259" w:lineRule="auto" w:after="60"/>
       </w:pPr>
       <w:r>
         <w:rPr>
@@ -837,6 +954,7 @@
     <w:p>
       <w:pPr>
         <w:pStyle w:val="ListBullet"/>
+        <w:spacing w:line="259" w:lineRule="auto" w:after="60"/>
       </w:pPr>
       <w:r>
         <w:rPr>
@@ -851,6 +969,7 @@
     <w:p>
       <w:pPr>
         <w:pStyle w:val="ListBullet"/>
+        <w:spacing w:line="259" w:lineRule="auto" w:after="60"/>
       </w:pPr>
       <w:r>
         <w:rPr>
@@ -865,6 +984,7 @@
     <w:p>
       <w:pPr>
         <w:pStyle w:val="ListBullet"/>
+        <w:spacing w:line="259" w:lineRule="auto" w:after="60"/>
       </w:pPr>
       <w:r>
         <w:rPr>
@@ -879,6 +999,7 @@
     <w:p>
       <w:pPr>
         <w:pStyle w:val="ListBullet"/>
+        <w:spacing w:line="259" w:lineRule="auto" w:after="60"/>
       </w:pPr>
       <w:r>
         <w:rPr>
@@ -893,6 +1014,7 @@
     <w:p>
       <w:pPr>
         <w:pStyle w:val="Heading3"/>
+        <w:spacing w:line="259" w:lineRule="auto" w:after="60"/>
       </w:pPr>
       <w:r>
         <w:rPr>
@@ -903,6 +1025,7 @@
     </w:p>
     <w:p>
       <w:pPr>
+        <w:spacing w:line="259" w:lineRule="auto" w:after="60"/>
         <w:jc w:val="left"/>
       </w:pPr>
       <w:r>
@@ -912,6 +1035,7 @@
     <w:p>
       <w:pPr>
         <w:pStyle w:val="Heading3"/>
+        <w:spacing w:line="259" w:lineRule="auto" w:after="60"/>
       </w:pPr>
       <w:r>
         <w:rPr>
@@ -922,6 +1046,7 @@
     </w:p>
     <w:p>
       <w:pPr>
+        <w:spacing w:line="259" w:lineRule="auto" w:after="60"/>
         <w:jc w:val="left"/>
       </w:pPr>
       <w:r>
@@ -948,6 +1073,7 @@
     </w:p>
     <w:p>
       <w:pPr>
+        <w:spacing w:line="259" w:lineRule="auto" w:after="60"/>
         <w:jc w:val="left"/>
       </w:pPr>
       <w:r>
@@ -965,15 +1091,21 @@
     </w:p>
     <w:p>
       <w:pPr>
+        <w:spacing w:line="259" w:lineRule="auto" w:after="60"/>
         <w:jc w:val="left"/>
       </w:pPr>
       <w:r>
         <w:t>Wir bitten um Bestätigung des Eingangs des Widerspruchs und um Mitteilung des voraussichtlichen Entscheidungs-Datums (gesetzliche Frist nach § 88 SGG: drei Monate).</w:t>
       </w:r>
     </w:p>
-    <w:p/>
     <w:p>
       <w:pPr>
+        <w:spacing w:line="259" w:lineRule="auto" w:after="60"/>
+      </w:pPr>
+    </w:p>
+    <w:p>
+      <w:pPr>
+        <w:spacing w:line="259" w:lineRule="auto" w:after="60"/>
         <w:jc w:val="left"/>
       </w:pPr>
       <w:r>
@@ -982,6 +1114,7 @@
     </w:p>
     <w:p>
       <w:pPr>
+        <w:spacing w:line="259" w:lineRule="auto" w:after="60"/>
         <w:jc w:val="left"/>
       </w:pPr>
       <w:r>
@@ -990,6 +1123,7 @@
     </w:p>
     <w:p>
       <w:pPr>
+        <w:spacing w:line="259" w:lineRule="auto" w:after="60"/>
         <w:jc w:val="left"/>
       </w:pPr>
       <w:r>
@@ -998,15 +1132,21 @@
     </w:p>
     <w:p>
       <w:pPr>
+        <w:spacing w:line="259" w:lineRule="auto" w:after="60"/>
         <w:jc w:val="left"/>
       </w:pPr>
       <w:r>
         <w:t>Fachanwalt für Sozialrecht</w:t>
       </w:r>
     </w:p>
-    <w:p/>
     <w:p>
       <w:pPr>
+        <w:spacing w:line="259" w:lineRule="auto" w:after="60"/>
+      </w:pPr>
+    </w:p>
+    <w:p>
+      <w:pPr>
+        <w:spacing w:line="259" w:lineRule="auto" w:after="60"/>
         <w:jc w:val="left"/>
       </w:pPr>
       <w:r>
@@ -1019,6 +1159,7 @@
     <w:p>
       <w:pPr>
         <w:pStyle w:val="ListNumber"/>
+        <w:spacing w:line="259" w:lineRule="auto" w:after="60"/>
       </w:pPr>
       <w:r>
         <w:t>Vollmacht Olaf Tannenberg vom 20.05.2026</w:t>
@@ -1027,6 +1168,7 @@
     <w:p>
       <w:pPr>
         <w:pStyle w:val="ListNumber"/>
+        <w:spacing w:line="259" w:lineRule="auto" w:after="60"/>
       </w:pPr>
       <w:r>
         <w:t>Ärztlicher Befundbericht Dr. Wallenstein vom 09.02.2026</w:t>
@@ -1035,6 +1177,7 @@
     <w:p>
       <w:pPr>
         <w:pStyle w:val="ListNumber"/>
+        <w:spacing w:line="259" w:lineRule="auto" w:after="60"/>
       </w:pPr>
       <w:r>
         <w:t>Ergänzendes Attest Dr. Wallenstein vom 05.05.2026</w:t>
@@ -1043,6 +1186,7 @@
     <w:p>
       <w:pPr>
         <w:pStyle w:val="ListNumber"/>
+        <w:spacing w:line="259" w:lineRule="auto" w:after="60"/>
       </w:pPr>
       <w:r>
         <w:t>Reha-Entlassungsbericht Ostseeklinik Damp August 2024</w:t>
@@ -1051,6 +1195,7 @@
     <w:p>
       <w:pPr>
         <w:pStyle w:val="ListNumber"/>
+        <w:spacing w:line="259" w:lineRule="auto" w:after="60"/>
       </w:pPr>
       <w:r>
         <w:t>Verordnung Muster 16 vom 09.02.2026</w:t>
@@ -1059,6 +1204,7 @@
     <w:p>
       <w:pPr>
         <w:pStyle w:val="ListNumber"/>
+        <w:spacing w:line="259" w:lineRule="auto" w:after="60"/>
       </w:pPr>
       <w:r>
         <w:t>Kostenvoranschlag Reha-Aktiv-Nord GmbH</w:t>
@@ -1067,6 +1213,7 @@
     <w:p>
       <w:pPr>
         <w:pStyle w:val="ListNumber"/>
+        <w:spacing w:line="259" w:lineRule="auto" w:after="60"/>
       </w:pPr>
       <w:r>
         <w:t>MDK-Gutachten Dr. Steffens vom 03.04.2026 (zur Erwiderung)</w:t>
@@ -1075,6 +1222,7 @@
     <w:p>
       <w:pPr>
         <w:pStyle w:val="ListNumber"/>
+        <w:spacing w:line="259" w:lineRule="auto" w:after="60"/>
       </w:pPr>
       <w:r>
         <w:t>Vorschlag Sachverständiger Prof. Dr. Stangenhof</w:t>
@@ -1083,19 +1231,65 @@
     <w:p>
       <w:pPr>
         <w:pStyle w:val="ListNumber"/>
+        <w:spacing w:line="259" w:lineRule="auto" w:after="60"/>
       </w:pPr>
       <w:r>
         <w:t>Wohnungsskizze und Aufstellung der täglichen Wege (Mandanten-Aufzeichnungen)</w:t>
       </w:r>
     </w:p>
     <w:sectPr>
+      <w:headerReference w:type="default" r:id="rId9"/>
+      <w:footerReference w:type="default" r:id="rId10"/>
       <w:pgSz w:w="11906" w:h="16838"/>
-      <w:pgMar w:top="1417" w:right="1417" w:bottom="1417" w:left="1417" w:header="720" w:footer="720" w:gutter="0"/>
+      <w:pgMar w:top="1191" w:right="1247" w:bottom="1134" w:left="1361" w:header="720" w:footer="720" w:gutter="0"/>
       <w:cols w:space="720"/>
       <w:docGrid w:linePitch="360"/>
     </w:sectPr>
   </w:body>
 </w:document>
+</file>
+
+<file path=word/footer1.xml><?xml version="1.0" encoding="utf-8"?>
+<w:ftr xmlns:m="http://schemas.openxmlformats.org/officeDocument/2006/math" xmlns:mc="http://schemas.openxmlformats.org/markup-compatibility/2006" xmlns:mo="http://schemas.microsoft.com/office/mac/office/2008/main" xmlns:mv="urn:schemas-microsoft-com:mac:vml" xmlns:o="urn:schemas-microsoft-com:office:office" xmlns:r="http://schemas.openxmlformats.org/officeDocument/2006/relationships" xmlns:v="urn:schemas-microsoft-com:vml" xmlns:w10="urn:schemas-microsoft-com:office:word" xmlns:w14="http://schemas.microsoft.com/office/word/2010/wordml" xmlns:w="http://schemas.openxmlformats.org/wordprocessingml/2006/main" xmlns:wne="http://schemas.microsoft.com/office/word/2006/wordml" xmlns:wp14="http://schemas.microsoft.com/office/word/2010/wordprocessingDrawing" xmlns:wp="http://schemas.openxmlformats.org/drawingml/2006/wordprocessingDrawing" xmlns:wpc="http://schemas.microsoft.com/office/word/2010/wordprocessingCanvas" xmlns:wpg="http://schemas.microsoft.com/office/word/2010/wordprocessingGroup" xmlns:wpi="http://schemas.microsoft.com/office/word/2010/wordprocessingInk" xmlns:wps="http://schemas.microsoft.com/office/word/2010/wordprocessingShape" mc:Ignorable="w14 wp14">
+  <w:p>
+    <w:pPr>
+      <w:pStyle w:val="Footer"/>
+      <w:jc w:val="left"/>
+    </w:pPr>
+    <w:r/>
+    <w:r>
+      <w:rPr>
+        <w:rFonts w:ascii="Times New Roman" w:hAnsi="Times New Roman"/>
+        <w:b w:val="0"/>
+        <w:color w:val="777777"/>
+        <w:sz w:val="17"/>
+      </w:rPr>
+      <w:t>Vertraulich | Bearbeitungsstand Juli 2026 | nur zur Aktenbearbeitung</w:t>
+    </w:r>
+  </w:p>
+</w:ftr>
+</file>
+
+<file path=word/header1.xml><?xml version="1.0" encoding="utf-8"?>
+<w:hdr xmlns:m="http://schemas.openxmlformats.org/officeDocument/2006/math" xmlns:mc="http://schemas.openxmlformats.org/markup-compatibility/2006" xmlns:mo="http://schemas.microsoft.com/office/mac/office/2008/main" xmlns:mv="urn:schemas-microsoft-com:mac:vml" xmlns:o="urn:schemas-microsoft-com:office:office" xmlns:r="http://schemas.openxmlformats.org/officeDocument/2006/relationships" xmlns:v="urn:schemas-microsoft-com:vml" xmlns:w10="urn:schemas-microsoft-com:office:word" xmlns:w14="http://schemas.microsoft.com/office/word/2010/wordml" xmlns:w="http://schemas.openxmlformats.org/wordprocessingml/2006/main" xmlns:wne="http://schemas.microsoft.com/office/word/2006/wordml" xmlns:wp14="http://schemas.microsoft.com/office/word/2010/wordprocessingDrawing" xmlns:wp="http://schemas.openxmlformats.org/drawingml/2006/wordprocessingDrawing" xmlns:wpc="http://schemas.microsoft.com/office/word/2010/wordprocessingCanvas" xmlns:wpg="http://schemas.microsoft.com/office/word/2010/wordprocessingGroup" xmlns:wpi="http://schemas.microsoft.com/office/word/2010/wordprocessingInk" xmlns:wps="http://schemas.microsoft.com/office/word/2010/wordprocessingShape" mc:Ignorable="w14 wp14">
+  <w:p>
+    <w:pPr>
+      <w:pStyle w:val="Header"/>
+      <w:jc w:val="left"/>
+    </w:pPr>
+    <w:r/>
+    <w:r>
+      <w:rPr>
+        <w:rFonts w:ascii="Times New Roman" w:hAnsi="Times New Roman"/>
+        <w:b w:val="0"/>
+        <w:i w:val="0"/>
+        <w:color w:val="666666"/>
+        <w:sz w:val="17"/>
+      </w:rPr>
+      <w:t>Kanzlei Ahlers und Brinkmann | Sozialrechtliche Leistungsakte | Bearbeitungsstand Juli 2026</w:t>
+    </w:r>
+  </w:p>
+</w:hdr>
 </file>
 
 <file path=word/numbering.xml><?xml version="1.0" encoding="utf-8"?>
@@ -1812,11 +2006,12 @@
       <w:contextualSpacing/>
     </w:pPr>
     <w:rPr>
-      <w:rFonts w:asciiTheme="majorHAnsi" w:eastAsiaTheme="majorEastAsia" w:hAnsiTheme="majorHAnsi" w:cstheme="majorBidi"/>
+      <w:rFonts w:asciiTheme="majorHAnsi" w:eastAsiaTheme="majorEastAsia" w:hAnsiTheme="majorHAnsi" w:cstheme="majorBidi" w:ascii="Times New Roman" w:hAnsi="Times New Roman"/>
+      <w:b/>
       <w:color w:val="17365D" w:themeColor="text2" w:themeShade="BF"/>
       <w:spacing w:val="5"/>
       <w:kern w:val="28"/>
-      <w:sz w:val="52"/>
+      <w:sz w:val="30"/>
       <w:szCs w:val="52"/>
     </w:rPr>
   </w:style>

--- a/testakten/sozialrecht-rollstuhl-tannenberg/01-olaf-rollstuhl/Widerspruchsschreiben_RA_Holm_20-05-2026.docx
+++ b/testakten/sozialrecht-rollstuhl-tannenberg/01-olaf-rollstuhl/Widerspruchsschreiben_RA_Holm_20-05-2026.docx
@@ -564,7 +564,7 @@
         <w:rPr>
           <w:rFonts w:ascii="Times New Roman" w:hAnsi="Times New Roman"/>
         </w:rPr>
-        <w:t>2.1 Anspruchsgrundlage § 33 Abs. 1 SGB V</w:t>
+        <w:t>2.1 Anspruchsgrundlage Paragraf 33 Abs. 1 SGB V</w:t>
       </w:r>
     </w:p>
     <w:p>
@@ -573,7 +573,7 @@
         <w:jc w:val="left"/>
       </w:pPr>
       <w:r>
-        <w:t>Gemäß § 33 Abs. 1 Satz 1 SGB V haben Versicherte Anspruch auf Versorgung mit Hilfsmitteln, soweit diese im Einzelfall erforderlich sind, um den Erfolg der Krankenbehandlung zu sichern, einer drohenden Behinderung vorzubeugen oder eine Behinderung auszugleichen.</w:t>
+        <w:t>Gemäß Paragraf 33 Abs. 1 Satz 1 SGB V haben Versicherte Anspruch auf Versorgung mit Hilfsmitteln, soweit diese im Einzelfall erforderlich sind, um den Erfolg der Krankenbehandlung zu sichern, einer drohenden Behinderung vorzubeugen oder eine Behinderung auszugleichen.</w:t>
       </w:r>
     </w:p>
     <w:p>
@@ -630,7 +630,7 @@
         <w:jc w:val="left"/>
       </w:pPr>
       <w:r>
-        <w:t xml:space="preserve">Eine Beschränkung des Anspruchs auf Berufstätige oder sportlich Aktive ist dem Gesetz und der Rechtsprechung nicht zu entnehmen. Der Hilfsmittelanspruch des § 33 SGB V dient ausdrücklich auch der </w:t>
+        <w:t xml:space="preserve">Eine Beschränkung des Anspruchs auf Berufstätige oder sportlich Aktive ist dem Gesetz und der Rechtsprechung nicht zu entnehmen. Der Hilfsmittelanspruch des Paragrafen 33 SGB V dient ausdrücklich auch der </w:t>
       </w:r>
       <w:r>
         <w:rPr>
@@ -639,7 +639,7 @@
         <w:t>sozialen Teilhabe</w:t>
       </w:r>
       <w:r>
-        <w:t xml:space="preserve"> (§ 33 Abs. 1 Satz 1 Alt. 3 SGB V — "eine Behinderung auszugleichen"), und zwar unabhängig vom Erwerbsleben.</w:t>
+        <w:t xml:space="preserve"> (Paragraf 33 Abs. 1 Satz 1 Alt. 3 SGB V — "eine Behinderung auszugleichen"), und zwar unabhängig vom Erwerbsleben.</w:t>
       </w:r>
     </w:p>
     <w:p>
@@ -714,7 +714,7 @@
         <w:t>erfüllt den Versorgungszweck nicht</w:t>
       </w:r>
       <w:r>
-        <w:t>. Es ist daher nicht erforderlich im Sinne von § 33 Abs. 1 SGB V; nur das tatsächlich nutzbare Hilfsmittel ist erforderlich (BSG, Urteil vom 25.06.2009, B 3 KR 2/08 R; BSG, Urteil vom 18.05.2011, B 3 KR 7/10 R).</w:t>
+        <w:t>. Es ist daher nicht erforderlich im Sinne von Paragraf 33 Abs. 1 SGB V; nur das tatsächlich nutzbare Hilfsmittel ist erforderlich (BSG, Urteil vom 25.06.2009, B 3 KR 2/08 R; BSG, Urteil vom 18.05.2011, B 3 KR 7/10 R).</w:t>
       </w:r>
     </w:p>
     <w:p>
@@ -726,7 +726,7 @@
         <w:rPr>
           <w:rFonts w:ascii="Times New Roman" w:hAnsi="Times New Roman"/>
         </w:rPr>
-        <w:t>2.3 Soziale Teilhabe — § 33 SGB IX</w:t>
+        <w:t>2.3 Soziale Teilhabe — Paragraf 33 SGB IX</w:t>
       </w:r>
     </w:p>
     <w:p>
@@ -735,7 +735,7 @@
         <w:jc w:val="left"/>
       </w:pPr>
       <w:r>
-        <w:t>Mit Inkrafttreten des Bundes-Teilhabegesetzes (2018, mit Änderungen 2020) ist die Selbstbestimmung und Teilhabe behinderter Menschen ausdrücklich gestärkt worden (§§ 1, 4, 78 SGB IX). Für unseren Mandanten bedeutet ein Aktivrollstuhl konkret:</w:t>
+        <w:t>Mit Inkrafttreten des Bundes-Teilhabegesetzes (2018, mit Änderungen 2020) ist die Selbstbestimmung und Teilhabe behinderter Menschen ausdrücklich gestärkt worden (Paragrafen 1, 4, 78 SGB IX). Für unseren Mandanten bedeutet ein Aktivrollstuhl konkret:</w:t>
       </w:r>
     </w:p>
     <w:p>
@@ -789,7 +789,7 @@
         <w:jc w:val="left"/>
       </w:pPr>
       <w:r>
-        <w:t>Ein Standard-Rollstuhl, den der Mandant nicht selbst antreiben kann, schließt ihn von diesen elementaren Teilhabe-Bedürfnissen aus. Das ist mit der ratio legis der §§ 33 SGB V, 78 SGB IX schlechthin nicht vereinbar.</w:t>
+        <w:t>Ein Standard-Rollstuhl, den der Mandant nicht selbst antreiben kann, schließt ihn von diesen elementaren Teilhabe-Bedürfnissen aus. Das ist mit der ratio legis der Paragrafen 33 SGB V, 78 SGB IX schlechthin nicht vereinbar.</w:t>
       </w:r>
     </w:p>
     <w:p>
@@ -1056,7 +1056,7 @@
         <w:rPr>
           <w:b/>
         </w:rPr>
-        <w:t>innerhalb der Monatsfrist nach Zustellung des Bescheids gemäß § 84 Abs. 1 SGG</w:t>
+        <w:t>innerhalb der Monatsfrist nach Zustellung des Bescheids gemäß Paragraf 84 Abs. 1 SGG</w:t>
       </w:r>
       <w:r>
         <w:t xml:space="preserve"> erhoben werden muss. Der Bescheid wurde unserem Mandanten am 21.04.2026 zugestellt. Die Frist endet am </w:t>
@@ -1077,7 +1077,7 @@
         <w:jc w:val="left"/>
       </w:pPr>
       <w:r>
-        <w:t xml:space="preserve">Sollte die Nordsee-BKK dem Widerspruch nicht stattgeben, behalten wir uns vor, gemäß § 86b Abs. 2 SGG einen </w:t>
+        <w:t xml:space="preserve">Sollte die Nordsee-BKK dem Widerspruch nicht stattgeben, behalten wir uns vor, gemäß Paragraf 86b Abs. 2 SGG einen </w:t>
       </w:r>
       <w:r>
         <w:rPr>
@@ -1095,7 +1095,7 @@
         <w:jc w:val="left"/>
       </w:pPr>
       <w:r>
-        <w:t>Wir bitten um Bestätigung des Eingangs des Widerspruchs und um Mitteilung des voraussichtlichen Entscheidungs-Datums (gesetzliche Frist nach § 88 SGG: drei Monate).</w:t>
+        <w:t>Wir bitten um Bestätigung des Eingangs des Widerspruchs und um Mitteilung des voraussichtlichen Entscheidungs-Datums (gesetzliche Frist nach Paragraf 88 SGG: drei Monate).</w:t>
       </w:r>
     </w:p>
     <w:p>
